--- a/排盘-【阴盘-阴遁-5局】 2(1)(1).docx
+++ b/排盘-【阴盘-阴遁-5局】 2(1)(1).docx
@@ -3347,32 +3347,37 @@
     </w:p>
     <w:p>
       <w:pPr>
-        <w:spacing w:line="268" w:lineRule="auto"/>
-        <w:rPr>
-          <w:rFonts w:ascii="Arial"/>
-          <w:sz w:val="21"/>
-        </w:rPr>
+        <w:pStyle w:val="2"/>
+        <w:spacing w:before="94" w:line="207" w:lineRule="auto"/>
+        <w:ind w:left="130"/>
       </w:pPr>
+      <w:r>
+        <w:rPr>
+          <w:color w:val="000008"/>
+          <w:spacing w:val="-11"/>
+        </w:rPr>
+        <w:t>注意：需要时刻记住各自宫位的位次和顺序：</w:t>
+      </w:r>
     </w:p>
     <w:p>
       <w:pPr>
         <w:pStyle w:val="2"/>
-        <w:spacing w:before="94" w:line="207" w:lineRule="auto"/>
-        <w:ind w:left="130"/>
-      </w:pPr>
-      <w:r>
-        <w:rPr>
-          <w:color w:val="000008"/>
-          <w:spacing w:val="-11"/>
-        </w:rPr>
-        <w:t>注意：需要时刻记住各自宫位的位次和顺序：</w:t>
-      </w:r>
-    </w:p>
-    <w:p>
-      <w:pPr>
-        <w:pStyle w:val="2"/>
-        <w:spacing w:before="299" w:line="186" w:lineRule="auto"/>
-        <w:ind w:left="167"/>
+        <w:keepNext w:val="0"/>
+        <w:keepLines w:val="0"/>
+        <w:pageBreakBefore w:val="0"/>
+        <w:widowControl/>
+        <w:kinsoku w:val="0"/>
+        <w:wordWrap/>
+        <w:overflowPunct/>
+        <w:topLinePunct w:val="0"/>
+        <w:autoSpaceDE w:val="0"/>
+        <w:autoSpaceDN w:val="0"/>
+        <w:bidi w:val="0"/>
+        <w:adjustRightInd w:val="0"/>
+        <w:snapToGrid w:val="0"/>
+        <w:spacing w:line="185" w:lineRule="auto"/>
+        <w:ind w:left="164"/>
+        <w:textAlignment w:val="baseline"/>
       </w:pPr>
       <w:r>
         <w:rPr>
@@ -3857,7 +3862,7 @@
           </w:tblCellMar>
         </w:tblPrEx>
         <w:trPr>
-          <w:trHeight w:val="1281" w:hRule="atLeast"/>
+          <w:trHeight w:val="90" w:hRule="atLeast"/>
         </w:trPr>
         <w:tc>
           <w:tcPr>
@@ -4236,9 +4241,15 @@
             <w:insideH w:val="single" w:color="000000" w:sz="8" w:space="0"/>
             <w:insideV w:val="single" w:color="000000" w:sz="8" w:space="0"/>
           </w:tblBorders>
+          <w:tblCellMar>
+            <w:top w:w="0" w:type="dxa"/>
+            <w:left w:w="0" w:type="dxa"/>
+            <w:bottom w:w="0" w:type="dxa"/>
+            <w:right w:w="0" w:type="dxa"/>
+          </w:tblCellMar>
         </w:tblPrEx>
         <w:trPr>
-          <w:trHeight w:val="1297" w:hRule="atLeast"/>
+          <w:trHeight w:val="697" w:hRule="atLeast"/>
         </w:trPr>
         <w:tc>
           <w:tcPr>
@@ -5274,14 +5285,6 @@
     <w:p>
       <w:pPr>
         <w:rPr>
-          <w:rFonts w:ascii="Arial"/>
-          <w:sz w:val="21"/>
-        </w:rPr>
-      </w:pPr>
-    </w:p>
-    <w:p>
-      <w:pPr>
-        <w:rPr>
           <w:rFonts w:ascii="Arial" w:hAnsi="Arial" w:eastAsia="Arial" w:cs="Arial"/>
           <w:sz w:val="21"/>
           <w:szCs w:val="21"/>
@@ -5292,24 +5295,8 @@
           <w:cols w:space="720" w:num="1"/>
         </w:sectPr>
       </w:pPr>
-    </w:p>
-    <w:p>
-      <w:pPr>
-        <w:spacing w:line="298" w:lineRule="auto"/>
-        <w:rPr>
-          <w:rFonts w:ascii="Arial"/>
-          <w:sz w:val="21"/>
-        </w:rPr>
-      </w:pPr>
-    </w:p>
-    <w:p>
-      <w:pPr>
-        <w:spacing w:line="298" w:lineRule="auto"/>
-        <w:rPr>
-          <w:rFonts w:ascii="Arial"/>
-          <w:sz w:val="21"/>
-        </w:rPr>
-      </w:pPr>
+      <w:bookmarkStart w:id="0" w:name="_GoBack"/>
+      <w:bookmarkEnd w:id="0"/>
     </w:p>
     <w:p>
       <w:pPr>
@@ -9406,7 +9393,6 @@
         </w:rPr>
         <w:t>对应口诀：【</w:t>
       </w:r>
-      <w:bookmarkStart w:id="0" w:name="_GoBack"/>
       <w:r>
         <w:rPr>
           <w:rFonts w:hint="eastAsia"/>
@@ -9416,7 +9402,6 @@
         </w:rPr>
         <w:t>甲戌</w:t>
       </w:r>
-      <w:bookmarkEnd w:id="0"/>
       <w:r>
         <w:rPr>
           <w:color w:val="000008"/>
@@ -21957,7 +21942,7 @@
     <w:lsdException w:qFormat="1" w:unhideWhenUsed="0" w:uiPriority="0" w:semiHidden="0" w:name="Title"/>
     <w:lsdException w:unhideWhenUsed="0" w:uiPriority="0" w:semiHidden="0" w:name="Closing"/>
     <w:lsdException w:unhideWhenUsed="0" w:uiPriority="0" w:semiHidden="0" w:name="Signature"/>
-    <w:lsdException w:unhideWhenUsed="0" w:uiPriority="0" w:name="Default Paragraph Font"/>
+    <w:lsdException w:qFormat="1" w:unhideWhenUsed="0" w:uiPriority="0" w:name="Default Paragraph Font"/>
     <w:lsdException w:qFormat="1" w:unhideWhenUsed="0" w:uiPriority="0" w:name="Body Text"/>
     <w:lsdException w:unhideWhenUsed="0" w:uiPriority="0" w:semiHidden="0" w:name="Body Text Indent"/>
     <w:lsdException w:unhideWhenUsed="0" w:uiPriority="0" w:semiHidden="0" w:name="List Continue"/>
@@ -22169,6 +22154,7 @@
   <w:style w:type="character" w:default="1" w:styleId="5">
     <w:name w:val="Default Paragraph Font"/>
     <w:semiHidden/>
+    <w:qFormat/>
     <w:uiPriority w:val="0"/>
   </w:style>
   <w:style w:type="table" w:default="1" w:styleId="3">
